--- a/companies/calderwood-partners/Engagements/Johnson, Lopez and Brooks/2015.06.19 - Kickoff Memo - Commercial Due Diligence - DRAFT.docx
+++ b/companies/calderwood-partners/Engagements/Johnson, Lopez and Brooks/2015.06.19 - Kickoff Memo - Commercial Due Diligence - DRAFT.docx
@@ -16,12 +16,12 @@
         <w:br/>
         <w:t>From: Melissa Casey</w:t>
         <w:br/>
-        <w:t>Re: Johnson, Lopez and Brooks commercial due diligence, kickoff and assignments</w:t>
+        <w:t>Re: Kickoff of the commercial due diligence for Johnson, Lopez and Brooks</w:t>
       </w:r>
     </w:p>
     <w:p>
       <w:r>
-        <w:t>The letter is signed and we start on June 16, 2015. The job is a commercial due diligence for Johnson, Lopez and Brooks: test the commercial case for the acquisition they are weighing, and hand them a report that says how large the target's market is, where the target sits within it, how durable its revenue is, and which of its plan assumptions will hold. It runs about seven months and ends in a written report with the exhibits behind every finding. Our client contact is Barbara Banks, the Chief Operating Officer at Johnson, Lopez and Brooks; everything that goes to the client goes through her, and none of us reaches a reference the client has arranged without her office knowing first.</w:t>
+        <w:t>The engagement opens on June 16, 2015, and this memo sets down how we begin so that the three of us are in step from the first day. The aim of the opening weeks is narrow and worth stating plainly: we assemble a clean, sourced base of evidence on the market and on the business under review, and we form no commercial judgment yet. Nothing we produce in this phase is a conclusion; it is the foundation the later analysis stands on, and it has to be solid before we build anything on it.</w:t>
       </w:r>
     </w:p>
     <w:p>
@@ -29,7 +29,7 @@
         <w:pStyle w:val="Heading2"/>
       </w:pPr>
       <w:r>
-        <w:t>How the Work Divides</w:t>
+        <w:t>The opening weeks</w:t>
       </w:r>
     </w:p>
     <w:p>
@@ -37,7 +37,7 @@
         <w:pStyle w:val="ListBullet"/>
       </w:pPr>
       <w:r>
-        <w:t>Market and demand. I size the market the target serves and the direction it is moving, from published sources first and our own reference base second. The number has to survive a skeptical reader, so every figure carries its source.</w:t>
+        <w:t>Market and demand. Size the market the business serves and establish the direction and pace at which it is moving, with every figure tied to a named source rather than to a recollection.</w:t>
       </w:r>
     </w:p>
     <w:p>
@@ -45,7 +45,7 @@
         <w:pStyle w:val="ListBullet"/>
       </w:pPr>
       <w:r>
-        <w:t>Competitive position. I map where the target stands against the companies it competes with, on the dimensions that actually move a buyer: price, service, switching cost, and reach.</w:t>
+        <w:t>Competitive position. Map the principal competitors and the position the business holds among them, and mark where that position looks durable and where it looks exposed.</w:t>
       </w:r>
     </w:p>
     <w:p>
@@ -53,7 +53,7 @@
         <w:pStyle w:val="ListBullet"/>
       </w:pPr>
       <w:r>
-        <w:t>Customer and revenue quality. We read the revenue through the customers behind it, concentration, contract length, and retention. This is where the reference calls matter most, and Nicole Griffin is setting them up.</w:t>
+        <w:t>Customers and revenue. Assemble what the public record shows of the customer base and the composition of revenue, and note plainly where the record thins out, so we know what to ask the client for.</w:t>
       </w:r>
     </w:p>
     <w:p>
@@ -61,68 +61,22 @@
         <w:pStyle w:val="ListBullet"/>
       </w:pPr>
       <w:r>
-        <w:t>Data and exhibits. Cynthia Hart builds the data set and the exhibits, labeled so they drop straight into the report without rework. If a figure cannot be sourced, it does not go into an exhibit.</w:t>
-      </w:r>
-    </w:p>
-    <w:p>
-      <w:pPr>
-        <w:pStyle w:val="ListBullet"/>
-      </w:pPr>
-      <w:r>
-        <w:t>Requests and tracking. Nicole Griffin owns the information-request list and the log of what is outstanding on the client's side, so nothing we need sits waiting without one of us knowing it is late.</w:t>
-      </w:r>
-    </w:p>
-    <w:p>
-      <w:pPr>
-        <w:pStyle w:val="Heading2"/>
-      </w:pPr>
-      <w:r>
-        <w:t>How We Handle the Client</w:t>
+        <w:t>Source discipline. Keep every chart and table tied to its source from the first draft, so that no exhibit ever reaches a status pack unsourced and no citation has to be chased after the fact.</w:t>
       </w:r>
     </w:p>
     <w:p>
       <w:r>
-        <w:t>A few ground rules while we set up. The target's data stays inside the team and off any drive the wider office can see; the engagement and its subject are confidential, and that holds in the corridor as much as on paper. A figure that is not yet sourced stays out of anything that leaves the room, exhibit or sentence. When someone on the client side asks one of us for something in passing, the answer is that we will log it and come back, not that we have started it. Barbara Banks is the single door to Johnson, Lopez and Brooks, and requests to their people go through her office, so we are not making the same ask twice through different channels.</w:t>
+        <w:t>Cynthia Hart will take the market and competitive reading, since that is the desk work she does best, and Nicole Griffin will keep the source library in order so that neither of you rebuilds a document the other has already pulled. I will hold the exhibit templates and the running status pack, and I would ask that anything meant for a client-facing page reach me with its source attached, because an unsourced exhibit is an unfinished one and I would rather settle the citation while it is still fresh.</w:t>
       </w:r>
     </w:p>
     <w:p>
-      <w:pPr>
-        <w:pStyle w:val="Heading2"/>
-      </w:pPr>
       <w:r>
-        <w:t>The First Two Weeks</w:t>
+        <w:t>Our sponsor on the client side is Barbara Banks, the Chief Operating Officer, and every request for data or access should route through her so that Johnson, Lopez and Brooks hears a single voice from us. Set the context of a request in a sentence before you make it, so she can see why we are asking, and plan the requests together rather than send them piecemeal as they occur to us.</w:t>
       </w:r>
     </w:p>
     <w:p>
-      <w:pPr>
-        <w:pStyle w:val="ListBullet"/>
-      </w:pPr>
       <w:r>
-        <w:t>I draft the information request, itemized, with definitions attached, and circulate it to the two of you for comment by Thursday before it goes to Barbara Banks.</w:t>
-      </w:r>
-    </w:p>
-    <w:p>
-      <w:pPr>
-        <w:pStyle w:val="ListBullet"/>
-      </w:pPr>
-      <w:r>
-        <w:t>We agree the reference list, name by name, before we ask the client to make a single introduction, so we are not renegotiating access once the calls have started.</w:t>
-      </w:r>
-    </w:p>
-    <w:p>
-      <w:pPr>
-        <w:pStyle w:val="ListBullet"/>
-      </w:pPr>
-      <w:r>
-        <w:t>Cynthia Hart sets up the source folder and the exhibit shells so we file as we go instead of scrambling to assemble the appendix at the end.</w:t>
-      </w:r>
-    </w:p>
-    <w:p>
-      <w:pPr>
-        <w:pStyle w:val="ListBullet"/>
-      </w:pPr>
-      <w:r>
-        <w:t>Nicole Griffin opens the outstanding-items log and we walk it together at the close of each week, marking what is late and who is chasing it.</w:t>
+        <w:t>Two dependencies will set the pace of these weeks. The first is the reach of the public record, which will carry the market and competitive reading a long way but will thin out on the customer and revenue detail, where we will have to lean on what Barbara Banks's team can give us. The second is the freshness of the trade sources we rely on; where a source is dated, mark it as such on the exhibit rather than let its age go unrecorded, and flag it to me the moment it looks material.</w:t>
       </w:r>
     </w:p>
     <w:sectPr>
